--- a/example_articles/states/Florida/3.states_Florida_New_York_Times.docx
+++ b/example_articles/states/Florida/3.states_Florida_New_York_Times.docx
@@ -27,17 +27,17 @@
     </w:p>
     <w:p>
       <w:r>
-        <w:t>Source File: NYT/53.DOCX</w:t>
+        <w:t>Source file: NYT/53.DOCX</w:t>
       </w:r>
     </w:p>
     <w:p>
       <w:r>
-        <w:t>Raw locations result: ['Florida']</w:t>
+        <w:t>Raw locations result, 'locations': ['Florida']</w:t>
       </w:r>
     </w:p>
     <w:p>
       <w:r>
-        <w:t>states_stand_flat (Standardized): Florida</w:t>
+        <w:t>Standardized locations result, 'states_stand_flat': Florida</w:t>
       </w:r>
     </w:p>
     <w:p>

--- a/example_articles/states/Florida/3.states_Florida_New_York_Times.docx
+++ b/example_articles/states/Florida/3.states_Florida_New_York_Times.docx
@@ -7,7 +7,9 @@
         <w:pStyle w:val="Heading1"/>
       </w:pPr>
       <w:r>
-        <w:t>John Hurt: Always in Character</w:t>
+        <w:t>AFTER THE STORM;</w:t>
+        <w:br/>
+        <w:t>The Days of a Scavenger Amid the Rubble</w:t>
       </w:r>
     </w:p>
     <w:p>
@@ -17,12 +19,12 @@
     </w:p>
     <w:p>
       <w:r>
-        <w:t>Date: 1990-12-02</w:t>
+        <w:t>Date: 1992-09-01</w:t>
       </w:r>
     </w:p>
     <w:p>
       <w:r>
-        <w:t>Section: Section 6;; Section 6; Page 55; Column 1; Magazine Desk; Column 1;</w:t>
+        <w:t>Section: Section A;; Section A; Page 1; Column 3; National Desk; Column 3;</w:t>
       </w:r>
     </w:p>
     <w:p>
@@ -49,191 +51,121 @@
     </w:p>
     <w:p>
       <w:r>
-        <w:t>Long before the forehead furrowed and the skin around the eyes shriveled into sacs, John Hurt wore a worried look.</w:t>
+        <w:t>It was 92 degrees at noon Saturday, the fifth day after Hurricane Andrew. Ronald Bruscia maneuvered his van around mounds of brush and tangles of fallen power line. Shards of glass flew from his shattered windshield as he drove toward a friend's house that had collapsed during the storm.</w:t>
         <w:br/>
-        <w:t>"When I was a boy at Lincoln School in Britain," he recalls, "I had an English teacher, Mr. Crowther, who'd say, 'Stop looking so, so . . .' -- he wanted to use the word 'hurt' but suddenly remembered it was my name -- 'so injured.' "</w:t>
+        <w:t>The friend had offered 50 gallons of gasoline in exchange for help in moving, and Mr. Bruscia was eager for the trade. In the wake of the storm, he and his girlfriend, Pamela Jones, had become eager scavengers and barterers, bound to their neighbors, relatives and even strangers by good will and mutual desperation.</w:t>
         <w:br/>
-        <w:t>Across the years, the look deepened: the skin gathered into pleats, the eyelids to reptilian hoods. It is now, at 50 years old, a physiognomy film makers find eloquent.</w:t>
+        <w:t>"You just got to get your water, get your food, get your commodities and then take it minute by minute, day by day," Mr. Bruscia said as he drove through the rubble of the neighborhood where he was born.</w:t>
         <w:br/>
-        <w:t>"John's got a tremendous sadness in his eyes," says David Puttnam, the producer. "And that may be an actor's greatest asset, because he can convey pain."</w:t>
+        <w:t>From afar, Hurricane Andrew has been recognized as a devastating storm, causing perhaps $20 billion in damage -- no one really knows -- and leaving entire communities in ruin. Up close, Andrew is a cruel and ever-present reality, transforming its victims' lives in the most sweeping and the most mundane of ways.</w:t>
         <w:br/>
-        <w:t>Such empathy, of course, is born principally of experience. John Hurt's art -- his critically acclaimed ability to project, imaginatively, the most profound moments in life -- has been dearly won. By his own reckoning, and by the accounts of those close to him, Hurt has known privation, wantonness and great loss -- the artist's classic vicissitudes." In short, says Puttnam, "He's led an extraordinary life.</w:t>
+        <w:t>A day with Mr. Bruscia, 46 years old; Ms. Jones, 41, and her son, Scott, 13, offered an intimate look at the practical and emotional toll that Hurricane Andrew has visited upon one household and its neighborhood.</w:t>
         <w:br/>
-        <w:t>HERE ON THE CANADIAN PRAIRIE, JOHN HURT seems at peace. At the moment, he is sitting in a small motor home that serves as a dressing room on the broad plains of southern Alberta, a boundless table top of Kelly green and harvest gold beneath a dome of blue. It is a warm day under a late-summer sun, and Hurt is at work on a movie entitled "Lapse of Memory," an adaptation by the director Patrick Dewolf of "I Am the Cheese," a psychological thriller by Robert Cormier.</w:t>
+        <w:t>Mr. Bruscia, a gravelly voiced fisherman, and Ms. Jones, a hearty woman who gave up nursing to become his fishing partner, have known their share of adversity. He was an alcoholic; her teen-age daughter has severe cerebral palsy and is in an institution. Now they have lost their fishing boats, which were not insured, and, quite literally, the roof over their heads.</w:t>
         <w:br/>
-        <w:t>"Lapse of Memory" is the actor's 36th feature film. The quality of these movies has been mixed -- from a piece of foolishness called "Partners," in 1982, in which he played a homosexual policeman, to Michael Radford's gritty remake of "1984," in which Hurt is Orwell's hero, Winston Smith. But good vehicle or bad, Hurt's performances across the last 28 years have, almost without exception, been admired.</w:t>
+        <w:t>With or without a roof, the couple's home is the social center of their working-class community of modest but sturdy concrete houses on Martinique Drive here, one of the rare blocks where Florida-born families live in casual harmony with Jamaicans, Trinidadians, Haitians, Cubans and Nicaraguans.</w:t>
         <w:br/>
-        <w:t>He has twice been nominated for an Academy Award: in 1978 for his portrayal of a degenerate narcotics addict in David Puttnam's "Midnight Express" and in 1981 for the lead role of John Merrick in "The Elephant Man." On television, as Quentin Crisp in "The Naked Civil Servant" and Caligula in "I, Claudius," he was, according to John J. O'Connor of The New York Times, "brilliant" and "daring and memorable."</w:t>
+        <w:t xml:space="preserve"> </w:t>
         <w:br/>
-        <w:t>Even the industry's top directors seem to hold him in awe.</w:t>
+        <w:t>Facing the Night Together</w:t>
         <w:br/>
-        <w:t>"John Hurt is simply the greatest actor in the world," says David Lynch, who directed "The Elephant Man."</w:t>
+        <w:t xml:space="preserve"> On the evening of Aug. 23, the Sunday night before the storm, the families on the block ignored the authorities' suggestions to evacuate, gathering instead in Mr. Bruscia's living room and vowing to stick it out together. No one understood what danger and destruction the night would bring.</w:t>
         <w:br/>
-        <w:t>Jim Sheridan, the director of "My Left Foot," worked with Hurt on "The Field," which opens Dec. 21, and stars Richard Harris and Tom Berenger. He says Hurt is "like a snooker player -- deadly accurate."</w:t>
+        <w:t>Six days later, on Saturday, Mr. Bruscia and Ms. Jones, hot, dirty and dazed, drove through the ruined landscape toward 50 gallons of gasoline. They swerved around pretzels of metal railing and bumped over downed wires that the radio kept warning could still be live.</w:t>
         <w:br/>
-        <w:t>For his part, Hurt thinks of himself as a character actor, but in the European, rather than the Hollywood, mold. In America, character actors are apt to assume one character -- the lovable sot, the fumbling intellectual -- for the life of their career. Abroad, however, "a character actor," says Hurt, "is someone who can play, literally, very different characters." And his list of personas is a long one.</w:t>
+        <w:t>Mr. Bruscia screeched to a halt as a hog waddled across the street.</w:t>
         <w:br/>
-        <w:t>In Laurence Olivier's "King Lear," he played the Fool. In "10 Rillington</w:t>
+        <w:t>"That pig just blew into the neighborhood during the storm," he said.</w:t>
         <w:br/>
-        <w:t>Place," he played a man hanged for a murder he did not commit; in "Champions," a jockey afflicted with cancer; in "Shout," a cuckolded church organist; in "A Man for All Seasons," the duplicitous Richard Rich, and in "Scandal," Stephen Ward, the osteopath at the center of the so-called Profumo affair, Britain's infamous imbroglio of politics and sex. (Hurt likes to joke that for a moment after "The Elephant Man," he thought he was in danger of being typecast: "What would you think would be the first part that was offered me following 'Elephant Man?' Try 'The Hunchback of Notre Dame.' ")</w:t>
+        <w:t>The friend offering the gasoline, Larry White, stood at his front door, under a coconut palm that had crashed through his roof. Mr. White, a printer, was shirtless, with a .45-caliber pistol strapped to the waistband of his cut-off shorts.</w:t>
         <w:br/>
-        <w:t>And yet, at closer look, perhaps the roles he elects to play are not as varied as they seem. At the least, his characters are unorthodox; at the most, stubbornly eccentric. Witness Quentin Crisp's flamboyance, Winston Smith's quiet anarchy, Stephen Ward's celebration of sex.</w:t>
+        <w:t>Mr. White had insisted on living amid the wreckage with his pregnant wife and three daughters so that looters would not clear out their house.  But his will had finally given way when his daughters were forced to bathe in the water of a fire hydrant. Besides, little was salvageable. They would leave the next day, moving into another printer's home in Hialeah, northwest of Miami and most of the devastation.</w:t>
         <w:br/>
-        <w:t>"There isn't such a thing as a regular guy," Hurt says, "not from the point of view of drama, but, yes, I am interested in characters who are misunderstood."</w:t>
+        <w:t>1 P.M. -- Mr. Bruscia and Ms. Jones, heading home with their gasoline, saw a Federal Express truck making a delivery to a house without walls.</w:t>
         <w:br/>
-        <w:t>Thus, he is usually an actor on the edge. "All those parts demand vulnerability, yes, the ability to expose things that would not normally be seen," he says. "That's what makes them exciting."</w:t>
+        <w:t>"What the . . . ?" Mr. Bruscia started to say, before he realized and leaped out of the van.</w:t>
         <w:br/>
-        <w:t>By contrast, the man who now sits in the trailer swatting at large black flies and waiting to be called out into the prairie sun for the next shot is retiring and rarely self-revealing.</w:t>
+        <w:t>"Ice!" Ms. Jones cried. "They're delivering ice, God bless them. Ice is gold."</w:t>
         <w:br/>
-        <w:t>JUST AFTER HIS 17TH birthday, John Hurt approached his parents. "Can't I go to acting school?" he asked.</w:t>
+        <w:t>Relief was finally making its way into their neighborhood. Up ahead, a woman was tossing loaves of bread from a pickup truck into people's outstretched hands. Suddenly she fell from the moving truck. Ms. Jones ran to her side.</w:t>
         <w:br/>
-        <w:t>His mother, an amateur actress, had trod the boards in a local troupe. His father, a vicar, emoted from the pulpit. But, to his parents, acting was not a fit profession. "They thought it represented something risque and populist," Hurt recalls. "It was out of the question."</w:t>
+        <w:t>How do you call for an ambulance when the phones are out? A neighbor took off running, and found some firefighters searching for bodies in rubble. Their paramedic took over tending to the injured woman, and Mr. Bruscia and Ms. Jones continued on their way.</w:t>
         <w:br/>
-        <w:t>So he went to art school instead, to learn to paint and draw; his parents hoped he might eventually teach. Three or four years passed. He still burned to act. Then, one night at a hamburger stand in London, he stumbled on a path to the stage.</w:t>
+        <w:t>"You want to stop and cry, but you just don't have time," Ms. Jones said.</w:t>
         <w:br/>
-        <w:t>"I met these two Australian girls who were with Lucillio's Spanish Traveling Dance Band and they invited me to a party," he recalls. "Well, I had some wine and started fooling around, doing impressions and bits. All of a sudden one of them said, 'You ought to be an actor.' I said, 'How?' She said, 'Audition for the Royal Academy of Dramatic Arts.'</w:t>
+        <w:t>2:30 P.M. -- Mr. Bruscia and his neighbors clambered on and off their makeshift roofs, trying to secure plywood, tar paper and plastic sheeting with extra nails as storm clouds darkened overhead.</w:t>
         <w:br/>
-        <w:t>"At the time, 1960, I was penniless, living in a one-room basement flat where the walls ran with damp. For two days before the audition, I went without food. I fell asleep on the steps of the theater waiting for the audition.  When I got on, I was so nervous and undernourished, I dried up 20 times during my speeches. Luckily they weren't looking for polished performers and I got a scholarship."</w:t>
+        <w:t>Relatively speaking, the families on Martinique Drive were lucky. The storm took half their roofs, most of their ceilings, all of their windows and an entire bedroom here and there. They had no belongings, but, for the most part, they still had their walls.</w:t>
         <w:br/>
-        <w:t>Among his contemporaries at the prestigious academy were Sarah Miles, Tom Courtenay and Ian McShane. Students were taught classic dramatic technique -- to use their imagination in creating a role, to interpret a part from the script, rather than build an analogue based on observation and life, the way of the so-called Method school of acting that was then taking hold across the Atlantic.</w:t>
+        <w:t>"Thanks be God for concrete," said John Small, a native of Jamaica.</w:t>
         <w:br/>
-        <w:t>By 1963, he had made a number of appearances on the London stage, and that year the critics named him Britain's most promising newcomer. By the end of 1966, he had been married and divorced, had appeared in several films, among them "A Man for All Seasons," and had performed with the Royal Shakespeare Company in David Mercer's "Belcher's Luck."</w:t>
+        <w:t>"This is the neighborhood my family was raised up in, and I'll be damned if I'm going to give it up," Mr. Bruscia said.</w:t>
         <w:br/>
-        <w:t>In 1967, he met Marie-Lise Volpeliere-Pierrot, a French model with whom, it quickly became clear, he expected to spend the rest of his life. Lise, as everyone called her -- long-necked, dark-haired, beautiful -- became much more than a lover and companion. Theirs was not a romance exactly, but according to those who knew the two, more of a spiritual bonding.</w:t>
+        <w:t>3:30 P.M. -- John Small's daughter, Stacy, a 10-year-old with dimples and curls, came skipping over to Ms. Jones's house. She brought her will.</w:t>
         <w:br/>
-        <w:t>"She was an odd combination, not technically his wife, but his wife, also his best critic, his best friend," says one of Hurt's oldest friends, Edgar Bronfman Jr., the president of Joseph E. Seagram &amp; Sons, whom Hurt met on a film set in 1971. "And because they were so involved with each other in so many areas, they had a mercurial relationship."</w:t>
+        <w:t>She had written it by flashlight on pink construction paper the night of the storm and brought it over to show a visitor.</w:t>
         <w:br/>
-        <w:t>They were "like brother and sister," says Don Boyd, a British director and for the last 15 years part of Hurt's small personal circle. "Lise of all the people I've seen with John was the least awe-struck by his personality. And she was good at coping with his drinking habit. At one stage, she told him, 'If you continue to drink, you're going to die.' "</w:t>
+        <w:t>"My money, I give Mom and Dad, except my college money goes to my brother," she had written. "I give my Aunt Ena my potato chips and my chickens outside, Shawana and Fluffy. I give to my cousin in Jamaica my perfume and my hair stuff.</w:t>
         <w:br/>
-        <w:t>On the morning of Jan. 15, 1983, "cold, wet, nasty altogether," remembers Hurt, the couple went horseback riding close to their house at Ascot Under Wychwood near Oxford. Hurt was about to begin "Champions," in which he would play the part of a jockey. "I needed to get my seat back," he recalls. "We'd been out about 40 minutes. The horses weren't getting on that well. One put its foot in a hole, stumbled and set the other horse off, then both went crashing off down the lane. There were walls on either side of us and we couldn't get off of the road. Suddenly I got thrown; Lise went belting off, trying to catch my mount. All at once, she lost her stirrup, came out the back door and landed on her head in the middle of the road. She went into a coma at the hospital and never came out." She died that day. "We had been together for 16 years and that was that."</w:t>
+        <w:t>"And to Madeleine, I give her whatever is left."</w:t>
         <w:br/>
-        <w:t>The loss, according to Bronfman, Boyd and others, set the actor spinning.</w:t>
+        <w:t>4 P.M. -- Mr. Bruscia, Ms. Jones and Scott climbed back into the windowless van to fetch food and supplies arriving at a relative's house nearby.</w:t>
         <w:br/>
-        <w:t>HURT IS A LEAN FIGURE, 5 feet 9 inches, 145 pounds, with straight auburn hair, tousled a bit in front, brown eyes, a freckled almost ruddy complexion and a walk that is tentative, sometimes cautious.</w:t>
+        <w:t>They passed a ranch house with a tractor-trailer truck wrapped about it like a belt.</w:t>
         <w:br/>
-        <w:t>He speaks in the baritone of a country vicar, a voice, in fact, that on the telephone is a dead ringer for his father's. Since he is possessed by the urge to perform, he delights in telling stories and can usually spin a simple anecdote into a small set piece.</w:t>
+        <w:t>The night of the storm, the three of them, together with their Doberman pinscher, their Rottweiler and their canary, had huddled around candles in the bathroom of their gray house. As the roof was torn off by the wind, Mr. Bruscia propped mattresses against the bathroom door.</w:t>
         <w:br/>
-        <w:t>Here, for example, Richard Attenborough, the actor and director, summons him to a screen test for the lead role in "Gandhi":</w:t>
+        <w:t>The house was quivering, and they smelled a strong gas leak. Within seconds, visualizing his family rocketing through the remains of the roof, Mr. Bruscia blew out the candles. Scott yelled, "I don't want to die, Mama, I don't want to die."</w:t>
         <w:br/>
-        <w:t>"I went down there and they did the most cursory makeup job. Then they put me in a nappy. Well, I looked like a Welsh rugby player with a diaper, wearing brown boot polish on my body, with my hair scrabbled back and talking 'like dis, you know?' After Ben Kingsley got the part, Attenborough rang back, apologized and said, 'It was just the makeup, Johnny darling' -- he talks like that -- 'just the makeup, deary, really, seriously, you could play it standing on your head, lovey.' At the time, I thought, 'How on earth do you play Gandhi standing on your head?' "</w:t>
+        <w:t>After the storm, the gas finally dissipated. The Doberman refused to leave the bathtub for 10 hours.</w:t>
         <w:br/>
-        <w:t>Just now, returning to the trailer from the set -- a hollow of green in a provincial park near the Montana border -- the good-natured storyteller is now brimming with bile.</w:t>
+        <w:t>"When we were in the bathroom, we said, 'If we come out of this alive, let's stop leading selfish lives,' " Mr. Bruscia recalled. "And since then we haven't stopped helping people."</w:t>
         <w:br/>
-        <w:t>One of his co-players, Matthew Mackay, a nervous 16-year-old from Montreal, in his first major part in a feature film, has nettled the star. The offense took place during a scene in which Hurt was required to run through the park with Mackay chasing him on a bicycle. After the fourth take, Hurt, panting, turned and asked the director if he wanted more expression.</w:t>
+        <w:t>5 P.M. -- The family unloaded charcoal, bottled water, cans of chili and other goods that Mr. Bruscia's sister had driven down from Orlando.</w:t>
         <w:br/>
-        <w:t>"Do you want me to act," he asked Dewolf, "or just run?" "Just run," came the reply.</w:t>
+        <w:t>Ms. Jones had salvaged a large bell from their boat, and she rang it to let the neighbors know provisions had arrived. "I was about ready to give up this morning, but now I feel better," she said.</w:t>
         <w:br/>
-        <w:t>And it was then that Mackay, no doubt meaning nothing more than mischief, asserted himself.</w:t>
+        <w:t>Thunder rumbled. "Uh oh, maybe not," she said.</w:t>
         <w:br/>
-        <w:t>"That's O.K., John," he said, impertinence ringing from every word, "you can leave the acting to me."</w:t>
+        <w:t>All week long, the family had gone from room to room, picking up the chunks of ceiling that gave way and fell down during afternoon thunderstorms.</w:t>
         <w:br/>
-        <w:t>And now, in the trailer, Hurt is fuming: "That little bugger," he says, teeth clenched, "Larry Olivier would have eaten him alive for that."</w:t>
+        <w:t>Now, gnats and mosquitoes were swirling in the gusting winds as the rain started falling in sheets.</w:t>
         <w:br/>
-        <w:t>"WHEN I SAY THAT ACTING IS just a rather more sophisticated way of playing cowboys and Indians," says Hurt, "it's my way of trying to quash all the pretentious crap that's said about acting. What I mean is, if you pretend well enough, the audience will believe you. By the way, I was always an Indian.</w:t>
+        <w:t>"About this moment is where you have people finally going over the edge," Mr. Bruscia said. "Not me, though. I spent enough years living on that edge to know how to cling on real tight."</w:t>
         <w:br/>
-        <w:t>"It's your imagination that creates something, not research. People say, 'John, do you relate to a character?' Relate? How the hell do you relate to Caligula? You damn well imagine a character, and if you can't do that, go home.</w:t>
+        <w:t>6:30 P.M. -- It was clear that Mr. Bruscia's expertise in roofing had saved most neighbors from more disaster. One neighbor, a Florida Marine Patrol sergeant, stopped by after a 12-hour shift. "I got three looters just around the block," he said.</w:t>
         <w:br/>
-        <w:t>"In front of the camera, you try to do subtle, telling things and hope the director, and the camera, notices," he continues. "You can feel when you pass something through the camera. The old Alan Ladd story is the best one in that respect. He came back from a long day of shooting out in the dusty Arizona desert and someone said, 'Did you have a good day, Alan?' In his soft rasp, he said, 'Yup, a couple of good looks.' "</w:t>
+        <w:t>He stood on the lawn in the pouring rain beside Ms. Jones' soaked living room furniture. Next to the rubble, Mr. Bruschia had posted a spray-painted sign: "You loot, we shoot."</w:t>
         <w:br/>
-        <w:t>The director Jim Sheridan says Hurt is "not one of those people who lives the part, you know, but rather turns it on and off." Method actors try to "get involved in the interior life of the character," says Sheridan. Hurt, on the other hand, takes an idiosyncratic approach, looking for a trademark, a peculiarity, a quirk as emblem for the whole. "He doesn't build a character in a documentary way. He's more like an impressionist."</w:t>
+        <w:t>"I had a rifle here for years and never bought a shell for it til now," Mr. Bruscia said.</w:t>
         <w:br/>
-        <w:t>The best example of this, and the use of his imagination, is Hurt's work in "The Elephant Man," the story of John Merrick, hideously disfigured, a victim in the late-19th century of what was thought to be neurofibromatosis.</w:t>
+        <w:t>"Well, buddy," the sergeant said, "I'm not telling you to shoot nobody, but you have to protect your family."</w:t>
         <w:br/>
-        <w:t>To play the part, during each day of shooting Hurt sat for seven hours while a makeup artist applied 22 pieces of prosthetic makeup. The mask, in effect, made him appear a monster, but the character he created from beneath it was almost angelic, "truly remarkable," wrote Vincent Canby in The New York Times.</w:t>
+        <w:t>9:30 P.M. -- The neighborhood was dark as the rain continued to pour. No electricity, no lights. Sirens wailed, with no trees left to muffle their noise.</w:t>
         <w:br/>
-        <w:t>"It occurred to me as we went along," says Hurt, "that this was a creature that was totally without malice. I mean, he was a saint in that sense. So I had to find a voice that was the opposite of his physical image, a sweet voice, refined, something that, against his face, would be a total shock. I had to get the audience to love me."</w:t>
+        <w:t>Four National Guard officers walked down Martinique Drive, carrying sticks and wearing guns. For security, Mr. Bruscia had tied his Rottweiler to the van in front of the house.</w:t>
         <w:br/>
-        <w:t>The voice, key to the role, "was beautifully tender," says David Lynch, the director. "Every move and sound was right; John was the guy. He totally gave up his own personality. That's a kind of cosmic feat, a huge, frightening thing. He's the greatest actor I've ever worked with."</w:t>
+        <w:t>Mr. Bruscia and Ms. Jones retired, climbing onto the damp mattress beneath the crumbling insulation of their falling ceiling.</w:t>
         <w:br/>
-        <w:t>The technique behind this achievement, of course, is so discreet it's almost imperceptible.</w:t>
+        <w:t>"It's like sleeping in an old barn," Ms. Jones said.</w:t>
         <w:br/>
-        <w:t>Here on the prairie late in the afternoon, the actor again is called to the set. In a previous scene, the main character has chased his son headlong down a wide concrete spillway toward the edge of a dam. But to have continued the sequence, reversing the angle and filming from the edge, would have been too dangerous, so a simulated precipice was constructed of plywood and set nearby on a grassy knoll. Now, as the actors assume their marks on this ersatz precipice, the director reminds them that they should appear breathless from a long run.</w:t>
+        <w:t>6 A.M. SUNDAY -- The sky glowed a crimson red. "Red sky in the morning, sailor take warning," Mr. Bruscia said.</w:t>
         <w:br/>
-        <w:t>Mackay begins to hop in place, trying to get himself winded. Hurt, meanwhile, stands almost motionless, idly sipping a cup of tea.</w:t>
+        <w:t>He had been smoking cigarettes in the darkness of the porch and listening to the radio reports about the hurricane, which ran 24 hours a day.</w:t>
         <w:br/>
-        <w:t>"O.K., ready?" says the director.</w:t>
+        <w:t>Soon the neighbors arrived for sweet rolls and coffee. They discussed their night's sleep -- no one had really slept -- and mourned the communal generator, which had failed during the night.</w:t>
         <w:br/>
-        <w:t>The teen-ager, finally panting, stops bouncing. Hurt yawns and tosses his cup into the tall grass.</w:t>
+        <w:t>8:30 A.M. -- Mr. Bruscia and Ms. Jones headed to the marina where they had kept their boats. Their 35-foot fishing boat had been ripped from its mooring and hurled 700 feet to land to the bank of a nearby canal. A car floated nearby. A stench rose from the dead fish in the coffee-colored water.</w:t>
         <w:br/>
-        <w:t>"Action," says Dewolf, and, with that, Hurt suddenly is doubled over, so completely out of breath it seems he's been sprinting for miles. The small deception is stunning, a work of pure imagination.</w:t>
+        <w:t>"There used to be long-legged storks walking around in here," Mr. Bruscia said sadly.</w:t>
         <w:br/>
-        <w:t>"That's a wrap," says Dewolf, smiling. "See, you tomorrow, John . . . for your death."</w:t>
+        <w:t>11 A.M. -- Mr. Bruscia returned to the house of Mr. White, the departing printer. They loaded a truck with a washing machine, and Cecilia White interrupted to wonder aloud if they should stop by the library and return their books before the fines mounted.</w:t>
         <w:br/>
-        <w:t>"Oh, another death, is it?" says Hurt, laughing. "Well, I'll add it to the list."</w:t>
+        <w:t>"If there still is a library, that is," she said.</w:t>
         <w:br/>
-        <w:t>HE GREW UP PART OF THE manse, the third child of Phyllis Hurt and the Rev. Arnould Herbert Hurt. In his early years, the family lived in Britain's Midlands and along its east coast, a land of collieries and potteries, gritty villages and hard, working-class towns.</w:t>
+        <w:t>Mr. White told Mr. Bruscia that he would not return to the neighborhood until it looked as if the hurricane had never visited.</w:t>
         <w:br/>
-        <w:t>He passed his childhood at St. Michael's School, a small Anglican academy for the sons of the middle-class clergy. And it was here, at the age of 9, in the Maeterlinck fantasy "The Blue Bird," that John Hurt became stage-struck:</w:t>
-        <w:br/>
-        <w:t>"I remember going across the footlights and saying to myself, 'I'm at home here.' " St. Michael's was also a place steeped in ritual. The trappings and devices of high-Anglican ceremony -- incense and rose petals, the gold cloth over the monstrance, the reprise of prayers and ringing chants -- all imbued the boy was a passion for drama and scene.</w:t>
-        <w:br/>
-        <w:t>"Talk about being brought up with a sense of theater," he says. "It was a fantastic show."</w:t>
-        <w:br/>
-        <w:t>He was, however, a student with "a hopeless record" and, after he failed the entrance exam to a private secondary school, he found himself at a proletarian warehouse in Lincoln, isolated, estranged.</w:t>
-        <w:br/>
-        <w:t>"Lincoln School was what you in America call a public school, maybe a thousand students. At first I was the vicar's son, very different from them."</w:t>
-        <w:br/>
-        <w:t>"It was a bit of a trial for John," says his father. "He didn't fit in very well. He also had a far from understanding headmaster there. John was too much of an individual for him."</w:t>
-        <w:br/>
-        <w:t>"The headmaster loathed me," Hurt remembers. "But to get along with the others, I quickly learned to become working-class, a reactionary, a teddy, a low life. I even changed accents. I hated it."</w:t>
-        <w:br/>
-        <w:t>Back home, however, he refused to play the changeling. Says a close friend: "The thing you must remember most about John is that he found himself at an early age in disagreement with all those deeply conservative religious values of his family and was always kicking against his father's principles, always gripped by his own intrinsic individuality."</w:t>
-        <w:br/>
-        <w:t>In other words, like the characters he now embraces, he was a misfit.</w:t>
-        <w:br/>
-        <w:t>Perhaps this, in part, explains why John Hurt now seems so frequently aggrieved.</w:t>
-        <w:br/>
-        <w:t>"It's also just his emotional makeup," says Edgar Bronfman. "John's an artist, not an actor making a living, and most artists are a wailing open sore. I think there is no rationally explaining the demons with great artists. John is just constantly at war with himself."</w:t>
-        <w:br/>
-        <w:t>In the past, the weapon often has been alcohol.</w:t>
-        <w:br/>
-        <w:t>"There were times when he was a boring drunk and prickly, contentious," says his friend Don Boyd.</w:t>
-        <w:br/>
-        <w:t>"His problem has never affected his work," says Bronfman, "but he's had a real struggle."</w:t>
-        <w:br/>
-        <w:t>For his part, Hurt says only: "I try to keep the dark side of my life to myself. I don't believe in wearing that on one's sleeve."</w:t>
-        <w:br/>
-        <w:t>After Lise died in 1983, the war escalated. The year before, Hurt had met a television actress who was tending bar in a Los Angeles restaurant. Now, six months after Lise's death, he asked her to live with him. Six months after that, they were married. "You've heard of Cinderella stories?" he says. "Well, as someone I know put it, this turned out to be a Godzilla story." They were, he went on, hopelessly ill-matched. Along the way, he decided to build a house in Kenya, a sprawling hacienda. The couple spent barely two months there. Looking back, says Hurt, "the house in Kenya was as crazy as the marriage."</w:t>
-        <w:br/>
-        <w:t>Then, in 1988, he went to London to begin work on "Scandal" and there met Joan -- or Jo as everyone calls her -- Dalton, an assistant to the director, Michael Caton-Jones.</w:t>
-        <w:br/>
-        <w:t>One weekend, Hurt left the set without his script and Dalton was asked to ferry it to his flat. "We met and had this incredible conversation," she recalls. "It was like we'd known each other forever. I thought I'd be sad when the film ended because I wouldn't be able to have these conversations anymore. It was completely guileless." One day Hurt emerged from his dressing room and told Jo Dalton he was going to end his marriage.</w:t>
-        <w:br/>
-        <w:t>"Oh," she said, "I see the penny's finally dropped."</w:t>
-        <w:br/>
-        <w:t>She was 30, once married, an American from New Jersey educated in Canada and a former producer of television commercials and pop videos. He was 48, "near to a nervous breakdown," she says.</w:t>
-        <w:br/>
-        <w:t>The romance revived Hurt. Soon, he convinced Dalton to move into the Savoy Hotel with him.</w:t>
-        <w:br/>
-        <w:t>"I must say, I really turned it on," he remembers. "I was driven to do so. I knew if I let this bus pass, it was not going to stop again. This was the first time I'd ever really fallen in love."</w:t>
-        <w:br/>
-        <w:t>Jo Dalton was frightened: "I thought, no, God, it's too much like all those movies. Here's this leading actor and this girl who's working on her first film. We tried to keep it sort of quiet. I said to myself, 'This is splendid, romantic and mad, but, I mean, is it going to come to any good?' "</w:t>
-        <w:br/>
-        <w:t>JO DALTON HURT IS A TALL, poised, accessible woman with straight blond hair, light blue eyes and a fair complexion. At the moment, she is standing at a kitchen counter, chatting amiably and grinding baby food.</w:t>
-        <w:br/>
-        <w:t>John, Jo and Alexander Hurt -- Sasha, as they call him, a first for both -- age 10 months, have taken up residence in a powder-blue lakeside cottage rented for the duration of the shoot. It is Sunday, gray and wet, a day of rest for cast and crew. The actor has his hands in the sink, doing the dishes; his wife begins spooning out lunch for their infant son.</w:t>
-        <w:br/>
-        <w:t>"Let me tell you what happened when my parents found out about us," she says. "I called my mother and said, 'You're not going to believe this, but I'm kind of seeing John Hurt.' At first, she was very excited. Then she went to the video shop. She got out 'Midnight Express,' in which he plays a junkie, then 'The Hit,' where he plays a hit man, then 'I, Claudius,' where he's this crazed emperor. Two weeks later, I got a phone call. Her voice was an octave higher. 'Honey,' she says, 'are you O.K.?' "</w:t>
-        <w:br/>
-        <w:t>Jo Hurt says her husband still suffers from chronic disquiet. "To be honest, he's desperately pained by things all the time, from people around him to the world situation -- battered around, you know, bumped on the head everywhere he goes," she says.</w:t>
-        <w:br/>
-        <w:t>But marriage and fatherhood seem to have given the actor at least a few moments of equanimity.</w:t>
-        <w:br/>
-        <w:t>"He has a self-confidence I have not seen in a long time, and I'm sure it has something to do with Jo and the baby," says Don Boyd.</w:t>
-        <w:br/>
-        <w:t>"His relationship with Lise didn't satisfy the need for a deep and abiding love," says Bronfman. "He has that with Jo and that has brought him a great deal of inner peace."</w:t>
-        <w:br/>
-        <w:t>The Hurts recently settled in Ireland and are renovating an 18th-century Georgian farmhouse that sits on 13 acres some 50 miles from Dublin. "Ireland is a bright nation," says Hurt. "It's poetic. In England, if you turn up in the morning looking like disaster, they say, 'John, Jesus, you look like hell.' But in Ireland, they say, 'Johnny, you look like you had a great night last night, lad.' I like the Irish immensely."</w:t>
-        <w:br/>
-        <w:t>Meanwhile, his career keeps to its quiet, even track. It is unlikely that John Hurt will achieve stardom, at least as Americans think of it. He does not, for example, "work Hollywood," cultivating producers, directors and studio plutocrats. "John simply doesn't play the Hollywood game," says one friend. "If you go to Hollywood," says the director Jim Sheridan, "you have to change your identity. To become successful there, you literally have to become someone else. John's been relatively successful without doing that."</w:t>
-        <w:br/>
-        <w:t>Hurt, keeping in character, answers with an anecdote: "David Niven once said: 'I'm a reasonably paid second-rate star who usually gets a part after someone else has turned it down. I never overprice myself because I like to keep working.' "</w:t>
-        <w:br/>
-        <w:t>He is likely one of the least acquisitive actors in the industry. He pines for no role, chases no script, advances no image. In fact, for more years than he can remember, he had no mirror in the house.</w:t>
-        <w:br/>
-        <w:t>And although he finally seems settled -- "One has one's ups and downs; I'm feeling rather up at the minute" -- the wrinkles, folds and crow's feet will always leave him with an aspect of melancholy, a hint of distress.</w:t>
-        <w:br/>
-        <w:t>"So what if it looks as if he hasn't slept in 25 years," says Jo Hurt. "He's been up doing interesting things."</w:t>
+        <w:t>"Then you won't be back here for a good while, buddy," Mr. Bruscia said.</w:t>
         <w:br/>
         <w:br/>
         <w:t>Graphic</w:t>
@@ -241,7 +173,7 @@
         <w:br/>
         <w:t xml:space="preserve"> </w:t>
         <w:br/>
-        <w:t>Photos: John Hurt (pg. 55); John and Jo Hurt with their 10-month-old son, Alexander, on the estate of one of their neighbors 50 miles outside Dublin. A monument is in the background (pg. 103) (Dudley Reed for the New York Times)</w:t>
+        <w:t>Photos: Marines erected tents for the homeless yesterday in Homestead, Fla., at a site cleared of hurrican debris. (Associated Press); A school left standing in Homestead, Fla., serves as a makeshift medical center. An American flag was used to hold up a glucose bag to intravenously nourish Lucia Brenoux, a patient suffering from dehydration. (Alan S. Weiner/The New York Times)</w:t>
       </w:r>
     </w:p>
     <w:sectPr>

--- a/example_articles/states/Florida/3.states_Florida_New_York_Times.docx
+++ b/example_articles/states/Florida/3.states_Florida_New_York_Times.docx
@@ -7,9 +7,7 @@
         <w:pStyle w:val="Heading1"/>
       </w:pPr>
       <w:r>
-        <w:t>AFTER THE STORM;</w:t>
-        <w:br/>
-        <w:t>The Days of a Scavenger Amid the Rubble</w:t>
+        <w:t>Searching Margaritaville For the Perfect Key Lime Pie</w:t>
       </w:r>
     </w:p>
     <w:p>
@@ -19,17 +17,17 @@
     </w:p>
     <w:p>
       <w:r>
-        <w:t>Date: 1992-09-01</w:t>
+        <w:t>Date: 2006-03-31</w:t>
       </w:r>
     </w:p>
     <w:p>
       <w:r>
-        <w:t>Section: Section A;; Section A; Page 1; Column 3; National Desk; Column 3;</w:t>
+        <w:t>Section: Section F; Column 1; Escapes; Pg. 1</w:t>
       </w:r>
     </w:p>
     <w:p>
       <w:r>
-        <w:t>Source file: NYT/53.DOCX</w:t>
+        <w:t>Source file: NYT/50.DOCX</w:t>
       </w:r>
     </w:p>
     <w:p>
@@ -51,121 +49,87 @@
     </w:p>
     <w:p>
       <w:r>
-        <w:t>It was 92 degrees at noon Saturday, the fifth day after Hurricane Andrew. Ronald Bruscia maneuvered his van around mounds of brush and tangles of fallen power line. Shards of glass flew from his shattered windshield as he drove toward a friend's house that had collapsed during the storm.</w:t>
+        <w:t xml:space="preserve">TRAVELERS come to the Florida Keys for the sun, the sand and the scenery of America gone Caribbean. They come for bone-fishing in the morning, margaritas at midday and sunset celebrations at dusk. And before it's time to depart, everybody wants a piece of Key lime pie. </w:t>
         <w:br/>
-        <w:t>The friend had offered 50 gallons of gasoline in exchange for help in moving, and Mr. Bruscia was eager for the trade. In the wake of the storm, he and his girlfriend, Pamela Jones, had become eager scavengers and barterers, bound to their neighbors, relatives and even strangers by good will and mutual desperation.</w:t>
+        <w:t xml:space="preserve">  Never mind that most Key limes -- golf-ball-size and yellowish, in contrast to the larger, greener Persian lime -- are grown these days in Mexico. Or that first-rate Key lime pie can now be had in places like Brooklyn. A theme still hums through this island chain, audible to every tourist: ''I eat Key lime pie, therefore I am vacationing in the Keys.''</w:t>
         <w:br/>
-        <w:t>"You just got to get your water, get your food, get your commodities and then take it minute by minute, day by day," Mr. Bruscia said as he drove through the rubble of the neighborhood where he was born.</w:t>
+        <w:t xml:space="preserve">The pie can be found in places from roadside diners to swank hotel restaurants. And if you drive out along the Key lime pie trail -- U.S. 1 from Key Largo to Key West -- you'll find no two pies are quite alike. The variety reflects a certain rugged individualism that's part and parcel of the way of life in the Keys, which have a sun-splashed beauty that often belies a rough-around-the-edges, weatherbeaten quality. </w:t>
         <w:br/>
-        <w:t>From afar, Hurricane Andrew has been recognized as a devastating storm, causing perhaps $20 billion in damage -- no one really knows -- and leaving entire communities in ruin. Up close, Andrew is a cruel and ever-present reality, transforming its victims' lives in the most sweeping and the most mundane of ways.</w:t>
+        <w:t xml:space="preserve">  Although the pie's origins remain a little fuzzy, there's a theory that without a supply of fresh milk -- cows weren't around -- settlers on the Keys took to making a pie with lime juice, eggs and condensed milk. </w:t>
         <w:br/>
-        <w:t>A day with Mr. Bruscia, 46 years old; Ms. Jones, 41, and her son, Scott, 13, offered an intimate look at the practical and emotional toll that Hurricane Andrew has visited upon one household and its neighborhood.</w:t>
+        <w:t xml:space="preserve">  Modern pastry chefs often twist and tweak a basic recipe: four egg yolks, a can of condensed milk and half a cup of bottled Key lime juice. The crust may be graham-cracker or pastry; the topping meringue or whipped cream.</w:t>
         <w:br/>
-        <w:t>Mr. Bruscia, a gravelly voiced fisherman, and Ms. Jones, a hearty woman who gave up nursing to become his fishing partner, have known their share of adversity. He was an alcoholic; her teen-age daughter has severe cerebral palsy and is in an institution. Now they have lost their fishing boats, which were not insured, and, quite literally, the roof over their heads.</w:t>
+        <w:t xml:space="preserve">  Nellie &amp; Joe's is the most popular brand of lime juice, though some note that the label says the product is ''Key West lime juice,'' leading to suspicion that Persian limes are part of the mix. The company, which no longer does its bottling in the Keys, having moved near Fort Lauderdale, will say only that the juice is based on a secret formula.</w:t>
         <w:br/>
-        <w:t>With or without a roof, the couple's home is the social center of their working-class community of modest but sturdy concrete houses on Martinique Drive here, one of the rare blocks where Florida-born families live in casual harmony with Jamaicans, Trinidadians, Haitians, Cubans and Nicaraguans.</w:t>
+        <w:t xml:space="preserve">  My Key lime pie odyssey began in Homestead, the mostly rural city that's a gateway to both the Keys and the Everglades, at Robert Is Here, a homey stand about a mile west of U.S. 1 that specializes in tropical fruits long cultivated in the area. The owner, Robert Moehling, is indeed usually there, ready to explain his stock of fruits, which you'll never see in your neighborhood supermarket, from hard-to-find varieties of mangoes to the monstera deliciosa, which tastes like a cross between a banana and pineapple. He'll sell you Key limes, too -- and Key lime pies, tarts and assorted products. But he's perhaps most renowned for his Key lime milkshake, which is thick, frosty and intensely flavorful.</w:t>
         <w:br/>
-        <w:t xml:space="preserve"> </w:t>
+        <w:t xml:space="preserve">  BUT where are the limes from? The amiable Mr. Moehling, who started the stand when he was a child, said there were local sources and pointed to a distant patch of Key lime trees, squat and thorny, on a neighboring farm. But he admitted that in fact, his supply comes from abroad. Homestead was the last place in Florida where Key limes were grown commercially, but the groves have been lost to hurricanes, citrus disease and encroaching development. When I asked Mr. Moehling what Homestead grows these days, he replied matter-of-factly, ''Houses.''</w:t>
         <w:br/>
-        <w:t>Facing the Night Together</w:t>
+        <w:t xml:space="preserve">  From Homestead, I took Route 1 to Key Largo and into the Keys' most commercial and least scenic stretch, a place where tourists too lazy to drive farther south can pretend they have still gotten a taste of the islands. Signs called out ''Yes, we have Key lime pie!'' with what struck me as an air of desperation. Not the place to stop, I decided. </w:t>
         <w:br/>
-        <w:t xml:space="preserve"> On the evening of Aug. 23, the Sunday night before the storm, the families on the block ignored the authorities' suggestions to evacuate, gathering instead in Mr. Bruscia's living room and vowing to stick it out together. No one understood what danger and destruction the night would bring.</w:t>
+        <w:t xml:space="preserve">  Islamorada, where the pace becomes decidedly slower, and where you can actually see the water from the road (Florida Bay to your right; the Atlantic Ocean to your left), held more promise. At the Cheeca Lodge, a famed 60-year-old luxury resort that emphasizes what might be called tropical elegance -- with hammocks along a beach lined with palm trees and plasma televisions in the well-appointed rooms -- I enjoyed my Key lime pie in an airy courtyard setting that seemed to speak of the privileged essence of idleness.</w:t>
         <w:br/>
-        <w:t>Six days later, on Saturday, Mr. Bruscia and Ms. Jones, hot, dirty and dazed, drove through the ruined landscape toward 50 gallons of gasoline. They swerved around pretzels of metal railing and bumped over downed wires that the radio kept warning could still be live.</w:t>
+        <w:t xml:space="preserve">  The pie was first-class and traditional, with a graham-cracker crust and a hint of whipped cream. The filling was sweet, but the squirt of lime juice on top balanced the taste with the necessary zing, and the result was like summer in a mouthful. I also found an actual Key lime tree on the property, but it was stripped bare; hotel employees had harvested all the limes last fall before a hurricane could do the job.</w:t>
         <w:br/>
-        <w:t>Mr. Bruscia screeched to a halt as a hog waddled across the street.</w:t>
+        <w:t xml:space="preserve">  On to Marathon, another commercialized stretch, where big-box stores and fast-food restaurants are everywhere. But the vibe is not so much touristy as working-class: although trailer homes can easily run to a half-million dollars in these parts, there's a contingent of Keys old-timers still hanging on. I found a good many of them at the Wooden Spoon, a half-century-old diner that looks like the sort of place you'd go for an early breakfast before a big day of fishing. The cooking was honest and homespun, and the pie was a throwback to the 1950's -- an icebox pie, with a filling more like Key lime-flavored frozen whipped cream than custard. It was beyond delicious.</w:t>
         <w:br/>
-        <w:t>"That pig just blew into the neighborhood during the storm," he said.</w:t>
+        <w:t xml:space="preserve">  Porky's Bayside Restaurant, an open-air barbecue place that's also on Marathon, had another variation: fried Key lime pie. It sounds stranger than it tasted -- the crunchiness of the coating worked as a nice contrast to the creamy middle. But it was still not your normal pie. Then again, this wasn't your normal 'cue joint, as evidenced by the aging vocalist who commanded the restaurant's small stage, singing a fractured version of Jimmy Buffett's ''Margaritaville'' -- the Keys' unofficial anthem -- and dressed as if ready to play Johnny Depp's co-conspirator in the next ''Pirates of the Caribbean'' movie. </w:t>
         <w:br/>
-        <w:t>The friend offering the gasoline, Larry White, stood at his front door, under a coconut palm that had crashed through his roof. Mr. White, a printer, was shirtless, with a .45-caliber pistol strapped to the waistband of his cut-off shorts.</w:t>
+        <w:t xml:space="preserve">  Heading farther southwest, I drove across the landmark Seven Mile Bridge. At one point, the span was so high I could fantasize that I had traded my Honda Civic for a small airplane. But I eventually came down to earth, and what terra firma it is. The Lower Keys have held on to that sense of unspoiled isolation that traditionally defined the chain. At Bahia Honda State Park, shorebirds seem more eager than sunbathers to claim the pristine beach. At Big Pine Key, the speed limit slows to 30 miles an hour at nightfall so that motorists can brake in time in case pint-sized Key deer wander across the road.</w:t>
         <w:br/>
-        <w:t>Mr. White had insisted on living amid the wreckage with his pregnant wife and three daughters so that looters would not clear out their house.  But his will had finally given way when his daughters were forced to bathe in the water of a fire hydrant. Besides, little was salvageable. They would leave the next day, moving into another printer's home in Hialeah, northwest of Miami and most of the devastation.</w:t>
+        <w:t xml:space="preserve">  The deer may be endangered, but the pie abounds. Yet it was here that I came to a revelation of a different sort: Key lime pie in the Keys can be bad. At a drab Cuban restaurant in the nowheresville of Cudjoe Key, I picked at a flat piece of pie, topped by collapsed meringue, that tasted as if it had sat in the refrigerator since last summer.</w:t>
         <w:br/>
-        <w:t>1 P.M. -- Mr. Bruscia and Ms. Jones, heading home with their gasoline, saw a Federal Express truck making a delivery to a house without walls.</w:t>
+        <w:t xml:space="preserve">  FINALLY I was in Key West, the island city that manages to feel historic and modern, gay and straight, residential and tourist-friendly, bustling and relaxed, with a sense that pretty much anything goes. </w:t>
         <w:br/>
-        <w:t>"What the . . . ?" Mr. Bruscia started to say, before he realized and leaped out of the van.</w:t>
+        <w:t xml:space="preserve">  Anything goes with the pies, too. At Pepe's Cafe and Steak House, a ramshackle restaurant that dates all the way back to 1909 (and bills itself as ''a fairly good place for quite a long while''), the artwork was funky and Tabasco-sauce bottles served as toothpick holders. The Key lime pie was outstanding, with a cinnamon-accented graham-cracker crust and a plentiful topping of whipped cream, and arrived in a bowl, as if masquerading as a pudding. Before I could declare it one of the finest I'd had, the pastry chef, Charlie Christensen, a 17-year Pepe's veteran, told me about the verdict of a group of tourists who had devised an elaborate 80-point rating system for Key lime pies. ''Pepe's got an 80,'' she said with pride.</w:t>
         <w:br/>
-        <w:t>"Ice!" Ms. Jones cried. "They're delivering ice, God bless them. Ice is gold."</w:t>
+        <w:t xml:space="preserve">  But I'd be hard pressed to give a lesser rating to the pie I had at the elegant Pier House, where you can sit outsideat night and watch the passing boats. Appropriately, it was a work of art, served on a plate decorated with raspberry and mango sauces and a chocolate-covered strawberry. I followed it with a Key lime martini, the perfect nightcap.</w:t>
         <w:br/>
-        <w:t>Relief was finally making its way into their neighborhood. Up ahead, a woman was tossing loaves of bread from a pickup truck into people's outstretched hands. Suddenly she fell from the moving truck. Ms. Jones ran to her side.</w:t>
+        <w:t xml:space="preserve">  It was also in Key West that I found evidence of just how much a commercial enterprise Key lime pie has become. When a cruise ship docks for a half-day layover, passengers pour onto the streets, and bakers stand ready to provide them with the requisite slice. The visitors often end up at either the Blond Giraffe, a small bakery chain, or Kermit's Key West Lime Shoppe. </w:t>
         <w:br/>
-        <w:t>How do you call for an ambulance when the phones are out? A neighbor took off running, and found some firefighters searching for bodies in rubble. Their paramedic took over tending to the injured woman, and Mr. Bruscia and Ms. Jones continued on their way.</w:t>
+        <w:t xml:space="preserve">  The Blond Giraffe's flagship store near the cruise dock had the feel of a Key lime pie fantasia: workers prepared pies at a large, colorful kitchen in full view of customers. Yet the pie didn't taste mass-produced, thanks to its one-of-a-kind cookie crust.</w:t>
         <w:br/>
-        <w:t>"You want to stop and cry, but you just don't have time," Ms. Jones said.</w:t>
+        <w:t xml:space="preserve">  At Kermit's, Key lime overload was the theme, down to the green chef's hat on the proprietor, Kermit Carpenter. I bought a Key lime cookbook, Key lime shampoo and Key lime cookies. And, yes, I tried a slice of Kermit's pie -- a classic with a graham-cracker crust. I spotted a group of cruise passengers doing the same. ''It's a law,'' joked one of them, a Dallas meeting planner named Joyce Meyer. ''You have to show proof you ate Key lime pie to get off the island.'' </w:t>
         <w:br/>
-        <w:t>2:30 P.M. -- Mr. Bruscia and his neighbors clambered on and off their makeshift roofs, trying to secure plywood, tar paper and plastic sheeting with extra nails as storm clouds darkened overhead.</w:t>
+        <w:t xml:space="preserve">  There were other Key lime pies in Key West: one with a near-towering meringue at the Blue Heaven, where some of the island's infamous roosters share space with patrons in the outdoor seating area; and one with a chocolate-lined graham-cracker crust and a curd-like filling at Alice's, the home of Alice Weingarten, perhaps the most inventive of Keys chefs. I even found a surprisingly edible pie at the Publix supermarket.</w:t>
         <w:br/>
-        <w:t>Relatively speaking, the families on Martinique Drive were lucky. The storm took half their roofs, most of their ceilings, all of their windows and an entire bedroom here and there. They had no belongings, but, for the most part, they still had their walls.</w:t>
+        <w:t xml:space="preserve">  Looking for a last tip or two about pies to try, I stepped into L. Valladares &amp; Son, a bookstore that's been a Key West institution for decades. The woman behind the counter considered my query and volunteered this suggestion: ''You know you can make your own?''</w:t>
         <w:br/>
-        <w:t>"Thanks be God for concrete," said John Small, a native of Jamaica.</w:t>
+        <w:t xml:space="preserve">  Then she showed me a postcard with the classic recipe. ''That will be 25 cents,'' she said.</w:t>
         <w:br/>
-        <w:t>"This is the neighborhood my family was raised up in, and I'll be damned if I'm going to give it up," Mr. Bruscia said.</w:t>
         <w:br/>
-        <w:t>3:30 P.M. -- John Small's daughter, Stacy, a 10-year-old with dimples and curls, came skipping over to Ms. Jones's house. She brought her will.</w:t>
+        <w:t>Seconds, Anyone?</w:t>
         <w:br/>
-        <w:t>She had written it by flashlight on pink construction paper the night of the storm and brought it over to show a visitor.</w:t>
         <w:br/>
-        <w:t>"My money, I give Mom and Dad, except my college money goes to my brother," she had written. "I give my Aunt Ena my potato chips and my chickens outside, Shawana and Fluffy. I give to my cousin in Jamaica my perfume and my hair stuff.</w:t>
+        <w:t>Finding Your Piece of Pie</w:t>
         <w:br/>
-        <w:t>"And to Madeleine, I give her whatever is left."</w:t>
+        <w:t xml:space="preserve">  KEY lime pie, like ''Margaritaville,'' is emblematic of Florida's southernmost extremity. It can be found in establishments, both high-end and low-end, from Homestead, on the outskirts of Miami, to Key West. And it seems no two pies are alike. </w:t>
         <w:br/>
-        <w:t>4 P.M. -- Mr. Bruscia, Ms. Jones and Scott climbed back into the windowless van to fetch food and supplies arriving at a relative's house nearby.</w:t>
+        <w:t xml:space="preserve">  Robert Is Here, 19200 SW 344th Street, Homestead; 305-246-1592.</w:t>
         <w:br/>
-        <w:t>They passed a ranch house with a tractor-trailer truck wrapped about it like a belt.</w:t>
+        <w:t xml:space="preserve">  Cheeca Lodge, 81801 Overseas Highway (near Mile Marker 82), Islamorada; 800-327-2888. </w:t>
         <w:br/>
-        <w:t>The night of the storm, the three of them, together with their Doberman pinscher, their Rottweiler and their canary, had huddled around candles in the bathroom of their gray house. As the roof was torn off by the wind, Mr. Bruscia propped mattresses against the bathroom door.</w:t>
+        <w:t xml:space="preserve">  Wooden Spoon, 7007 Overseas Highway, Marathon; 305-743-8383.</w:t>
         <w:br/>
-        <w:t>The house was quivering, and they smelled a strong gas leak. Within seconds, visualizing his family rocketing through the remains of the roof, Mr. Bruscia blew out the candles. Scott yelled, "I don't want to die, Mama, I don't want to die."</w:t>
+        <w:t xml:space="preserve">  Porky's Bayside Restaurant, 1400 Overseas Highway, Marathon; 305-289-2065.</w:t>
         <w:br/>
-        <w:t>After the storm, the gas finally dissipated. The Doberman refused to leave the bathtub for 10 hours.</w:t>
+        <w:t xml:space="preserve">  Pepe's Cafe and Steakhouse, 806 Caroline Street, Key West; 305-294-7192.</w:t>
         <w:br/>
-        <w:t>"When we were in the bathroom, we said, 'If we come out of this alive, let's stop leading selfish lives,' " Mr. Bruscia recalled. "And since then we haven't stopped helping people."</w:t>
+        <w:t xml:space="preserve">  Blond Giraffe, 107 Simonton Street, Key West; 305-296-9174.</w:t>
         <w:br/>
-        <w:t>5 P.M. -- The family unloaded charcoal, bottled water, cans of chili and other goods that Mr. Bruscia's sister had driven down from Orlando.</w:t>
+        <w:t xml:space="preserve">  Kermit's Key West Lime Shoppe, 200-A Elizabeth Street, Key West; 305-296-0806.</w:t>
         <w:br/>
-        <w:t>Ms. Jones had salvaged a large bell from their boat, and she rang it to let the neighbors know provisions had arrived. "I was about ready to give up this morning, but now I feel better," she said.</w:t>
+        <w:t xml:space="preserve">  Pier House, 1 Duval Street, Key West; 305-296-4600.</w:t>
         <w:br/>
-        <w:t>Thunder rumbled. "Uh oh, maybe not," she said.</w:t>
+        <w:t xml:space="preserve">  Blue Heaven, 729 Thomas Street, Key West; 305-296-8666.</w:t>
         <w:br/>
-        <w:t>All week long, the family had gone from room to room, picking up the chunks of ceiling that gave way and fell down during afternoon thunderstorms.</w:t>
+        <w:t xml:space="preserve">  Alice's, 1114 Duval Street, Key West; 305-292-5733.</w:t>
         <w:br/>
-        <w:t>Now, gnats and mosquitoes were swirling in the gusting winds as the rain started falling in sheets.</w:t>
+        <w:t xml:space="preserve">  Nellie &amp; Joe's lime juice can be ordered in 12-pack samplers at www.keylimejuice.com; a list of retail outlets is also on the site.</w:t>
         <w:br/>
-        <w:t>"About this moment is where you have people finally going over the edge," Mr. Bruscia said. "Not me, though. I spent enough years living on that edge to know how to cling on real tight."</w:t>
         <w:br/>
-        <w:t>6:30 P.M. -- It was clear that Mr. Bruscia's expertise in roofing had saved most neighbors from more disaster. One neighbor, a Florida Marine Patrol sergeant, stopped by after a 12-hour shift. "I got three looters just around the block," he said.</w:t>
         <w:br/>
-        <w:t>He stood on the lawn in the pouring rain beside Ms. Jones' soaked living room furniture. Next to the rubble, Mr. Bruschia had posted a spray-painted sign: "You loot, we shoot."</w:t>
-        <w:br/>
-        <w:t>"I had a rifle here for years and never bought a shell for it til now," Mr. Bruscia said.</w:t>
-        <w:br/>
-        <w:t>"Well, buddy," the sergeant said, "I'm not telling you to shoot nobody, but you have to protect your family."</w:t>
-        <w:br/>
-        <w:t>9:30 P.M. -- The neighborhood was dark as the rain continued to pour. No electricity, no lights. Sirens wailed, with no trees left to muffle their noise.</w:t>
-        <w:br/>
-        <w:t>Four National Guard officers walked down Martinique Drive, carrying sticks and wearing guns. For security, Mr. Bruscia had tied his Rottweiler to the van in front of the house.</w:t>
-        <w:br/>
-        <w:t>Mr. Bruscia and Ms. Jones retired, climbing onto the damp mattress beneath the crumbling insulation of their falling ceiling.</w:t>
-        <w:br/>
-        <w:t>"It's like sleeping in an old barn," Ms. Jones said.</w:t>
-        <w:br/>
-        <w:t>6 A.M. SUNDAY -- The sky glowed a crimson red. "Red sky in the morning, sailor take warning," Mr. Bruscia said.</w:t>
-        <w:br/>
-        <w:t>He had been smoking cigarettes in the darkness of the porch and listening to the radio reports about the hurricane, which ran 24 hours a day.</w:t>
-        <w:br/>
-        <w:t>Soon the neighbors arrived for sweet rolls and coffee. They discussed their night's sleep -- no one had really slept -- and mourned the communal generator, which had failed during the night.</w:t>
-        <w:br/>
-        <w:t>8:30 A.M. -- Mr. Bruscia and Ms. Jones headed to the marina where they had kept their boats. Their 35-foot fishing boat had been ripped from its mooring and hurled 700 feet to land to the bank of a nearby canal. A car floated nearby. A stench rose from the dead fish in the coffee-colored water.</w:t>
-        <w:br/>
-        <w:t>"There used to be long-legged storks walking around in here," Mr. Bruscia said sadly.</w:t>
-        <w:br/>
-        <w:t>11 A.M. -- Mr. Bruscia returned to the house of Mr. White, the departing printer. They loaded a truck with a washing machine, and Cecilia White interrupted to wonder aloud if they should stop by the library and return their books before the fines mounted.</w:t>
-        <w:br/>
-        <w:t>"If there still is a library, that is," she said.</w:t>
-        <w:br/>
-        <w:t>Mr. White told Mr. Bruscia that he would not return to the neighborhood until it looked as if the hurricane had never visited.</w:t>
-        <w:br/>
-        <w:t>"Then you won't be back here for a good while, buddy," Mr. Bruscia said.</w:t>
+        <w:t>http://www.nytimes.com</w:t>
         <w:br/>
         <w:br/>
         <w:t>Graphic</w:t>
@@ -173,7 +137,9 @@
         <w:br/>
         <w:t xml:space="preserve"> </w:t>
         <w:br/>
-        <w:t>Photos: Marines erected tents for the homeless yesterday in Homestead, Fla., at a site cleared of hurrican debris. (Associated Press); A school left standing in Homestead, Fla., serves as a makeshift medical center. An American flag was used to hold up a glucose bag to intravenously nourish Lucia Brenoux, a patient suffering from dehydration. (Alan S. Weiner/The New York Times)</w:t>
+        <w:t>Photo: AT THE END OF THE TRAIL -- Alice Weingarten, chef at Alice's in Key West. (Photo by Cindy Karp for The New York Times)(pg. F1)</w:t>
+        <w:br/>
+        <w:t xml:space="preserve"> (Photo by Cindy Karp for The New York Times)(pg. F9)Map of Florida highlighting the Florida Keys. (pg. F9)</w:t>
       </w:r>
     </w:p>
     <w:sectPr>
